--- a/el_gozo_de_Dios.docx
+++ b/el_gozo_de_Dios.docx
@@ -8,8 +8,8 @@
           <w:noProof/>
         </w:rPr>
         <w:drawing>
-          <wp:inline distT="0" distB="0" distL="0" distR="0" wp14:anchorId="3F3766BC" wp14:editId="613ADBD8">
-            <wp:extent cx="5943600" cy="5593715"/>
+          <wp:inline distT="0" distB="0" distL="0" distR="0" wp14:anchorId="3F3766BC" wp14:editId="067E5F97">
+            <wp:extent cx="5225863" cy="4918229"/>
             <wp:effectExtent l="0" t="0" r="0" b="0"/>
             <wp:docPr id="552604301" name="Picture 1"/>
             <wp:cNvGraphicFramePr>
@@ -37,7 +37,7 @@
                   <pic:spPr>
                     <a:xfrm>
                       <a:off x="0" y="0"/>
-                      <a:ext cx="5943600" cy="5593715"/>
+                      <a:ext cx="5254164" cy="4944864"/>
                     </a:xfrm>
                     <a:prstGeom prst="rect">
                       <a:avLst/>
@@ -53,11 +53,10 @@
         <w:rPr>
           <w:noProof/>
         </w:rPr>
-        <w:lastRenderedPageBreak/>
         <w:drawing>
-          <wp:inline distT="0" distB="0" distL="0" distR="0" wp14:anchorId="752D1CB1" wp14:editId="630CD1B7">
-            <wp:extent cx="5650230" cy="8229600"/>
-            <wp:effectExtent l="0" t="0" r="1270" b="0"/>
+          <wp:inline distT="0" distB="0" distL="0" distR="0" wp14:anchorId="752D1CB1" wp14:editId="011F540E">
+            <wp:extent cx="5484481" cy="3018408"/>
+            <wp:effectExtent l="0" t="0" r="2540" b="4445"/>
             <wp:docPr id="2051472021" name="Picture 2"/>
             <wp:cNvGraphicFramePr>
               <a:graphicFrameLocks xmlns:a="http://schemas.openxmlformats.org/drawingml/2006/main" noChangeAspect="1"/>
@@ -69,7 +68,7 @@
                     <pic:cNvPr id="2051472021" name="Picture 2051472021"/>
                     <pic:cNvPicPr/>
                   </pic:nvPicPr>
-                  <pic:blipFill>
+                  <pic:blipFill rotWithShape="1">
                     <a:blip r:embed="rId5">
                       <a:extLst>
                         <a:ext uri="{28A0092B-C50C-407E-A947-70E740481C1C}">
@@ -77,18 +76,27 @@
                         </a:ext>
                       </a:extLst>
                     </a:blip>
+                    <a:srcRect l="-1" r="71" b="62241"/>
                     <a:stretch>
                       <a:fillRect/>
                     </a:stretch>
                   </pic:blipFill>
-                  <pic:spPr>
+                  <pic:spPr bwMode="auto">
                     <a:xfrm>
                       <a:off x="0" y="0"/>
-                      <a:ext cx="5650230" cy="8229600"/>
+                      <a:ext cx="5573261" cy="3067268"/>
                     </a:xfrm>
                     <a:prstGeom prst="rect">
                       <a:avLst/>
                     </a:prstGeom>
+                    <a:ln>
+                      <a:noFill/>
+                    </a:ln>
+                    <a:extLst>
+                      <a:ext uri="{53640926-AAD7-44D8-BBD7-CCE9431645EC}">
+                        <a14:shadowObscured xmlns:a14="http://schemas.microsoft.com/office/drawing/2010/main"/>
+                      </a:ext>
+                    </a:extLst>
                   </pic:spPr>
                 </pic:pic>
               </a:graphicData>
@@ -96,21 +104,16 @@
           </wp:inline>
         </w:drawing>
       </w:r>
-    </w:p>
-    <w:p>
-      <w:r>
-        <w:lastRenderedPageBreak/>
-        <w:t>––––</w:t>
-      </w:r>
       <w:r>
         <w:rPr>
           <w:noProof/>
         </w:rPr>
+        <w:lastRenderedPageBreak/>
         <w:drawing>
-          <wp:inline distT="0" distB="0" distL="0" distR="0" wp14:anchorId="6A439155" wp14:editId="45D39654">
-            <wp:extent cx="3822700" cy="2133600"/>
+          <wp:inline distT="0" distB="0" distL="0" distR="0" wp14:anchorId="6DAB1981" wp14:editId="462F97DC">
+            <wp:extent cx="4562326" cy="6629400"/>
             <wp:effectExtent l="0" t="0" r="0" b="0"/>
-            <wp:docPr id="1816474168" name="Picture 4"/>
+            <wp:docPr id="1831680061" name="Picture 1"/>
             <wp:cNvGraphicFramePr>
               <a:graphicFrameLocks xmlns:a="http://schemas.openxmlformats.org/drawingml/2006/main" noChangeAspect="1"/>
             </wp:cNvGraphicFramePr>
@@ -118,7 +121,7 @@
               <a:graphicData uri="http://schemas.openxmlformats.org/drawingml/2006/picture">
                 <pic:pic xmlns:pic="http://schemas.openxmlformats.org/drawingml/2006/picture">
                   <pic:nvPicPr>
-                    <pic:cNvPr id="1816474168" name="Picture 1816474168"/>
+                    <pic:cNvPr id="1831680061" name="Picture 1831680061"/>
                     <pic:cNvPicPr/>
                   </pic:nvPicPr>
                   <pic:blipFill>
@@ -136,7 +139,7 @@
                   <pic:spPr>
                     <a:xfrm>
                       <a:off x="0" y="0"/>
-                      <a:ext cx="3822700" cy="2133600"/>
+                      <a:ext cx="4567554" cy="6636996"/>
                     </a:xfrm>
                     <a:prstGeom prst="rect">
                       <a:avLst/>
@@ -148,15 +151,17 @@
           </wp:inline>
         </w:drawing>
       </w:r>
+    </w:p>
+    <w:p>
       <w:r>
         <w:rPr>
           <w:noProof/>
         </w:rPr>
         <w:lastRenderedPageBreak/>
         <w:drawing>
-          <wp:inline distT="0" distB="0" distL="0" distR="0" wp14:anchorId="178CD511" wp14:editId="21C6C3D0">
-            <wp:extent cx="5670550" cy="8229600"/>
-            <wp:effectExtent l="0" t="0" r="6350" b="0"/>
+          <wp:inline distT="0" distB="0" distL="0" distR="0" wp14:anchorId="178CD511" wp14:editId="7410816B">
+            <wp:extent cx="5063490" cy="6222775"/>
+            <wp:effectExtent l="0" t="0" r="0" b="635"/>
             <wp:docPr id="1394374236" name="Picture 3"/>
             <wp:cNvGraphicFramePr>
               <a:graphicFrameLocks xmlns:a="http://schemas.openxmlformats.org/drawingml/2006/main" noChangeAspect="1"/>
@@ -168,7 +173,7 @@
                     <pic:cNvPr id="1394374236" name="Picture 1394374236"/>
                     <pic:cNvPicPr/>
                   </pic:nvPicPr>
-                  <pic:blipFill>
+                  <pic:blipFill rotWithShape="1">
                     <a:blip r:embed="rId7">
                       <a:extLst>
                         <a:ext uri="{28A0092B-C50C-407E-A947-70E740481C1C}">
@@ -176,18 +181,84 @@
                         </a:ext>
                       </a:extLst>
                     </a:blip>
+                    <a:srcRect l="-1" t="9710" r="-1449" b="4383"/>
                     <a:stretch>
                       <a:fillRect/>
                     </a:stretch>
                   </pic:blipFill>
-                  <pic:spPr>
+                  <pic:spPr bwMode="auto">
                     <a:xfrm>
                       <a:off x="0" y="0"/>
-                      <a:ext cx="5670550" cy="8229600"/>
+                      <a:ext cx="5069860" cy="6230603"/>
                     </a:xfrm>
                     <a:prstGeom prst="rect">
                       <a:avLst/>
                     </a:prstGeom>
+                    <a:ln>
+                      <a:noFill/>
+                    </a:ln>
+                    <a:extLst>
+                      <a:ext uri="{53640926-AAD7-44D8-BBD7-CCE9431645EC}">
+                        <a14:shadowObscured xmlns:a14="http://schemas.microsoft.com/office/drawing/2010/main"/>
+                      </a:ext>
+                    </a:extLst>
+                  </pic:spPr>
+                </pic:pic>
+              </a:graphicData>
+            </a:graphic>
+          </wp:inline>
+        </w:drawing>
+      </w:r>
+    </w:p>
+    <w:p>
+      <w:r>
+        <w:rPr>
+          <w:noProof/>
+        </w:rPr>
+        <w:drawing>
+          <wp:inline distT="0" distB="0" distL="0" distR="0" wp14:anchorId="6F82D3C4" wp14:editId="551E4D0A">
+            <wp:extent cx="1860107" cy="1070761"/>
+            <wp:effectExtent l="0" t="0" r="0" b="0"/>
+            <wp:docPr id="1838124273" name="Picture 3"/>
+            <wp:cNvGraphicFramePr>
+              <a:graphicFrameLocks xmlns:a="http://schemas.openxmlformats.org/drawingml/2006/main" noChangeAspect="1"/>
+            </wp:cNvGraphicFramePr>
+            <a:graphic xmlns:a="http://schemas.openxmlformats.org/drawingml/2006/main">
+              <a:graphicData uri="http://schemas.openxmlformats.org/drawingml/2006/picture">
+                <pic:pic xmlns:pic="http://schemas.openxmlformats.org/drawingml/2006/picture">
+                  <pic:nvPicPr>
+                    <pic:cNvPr id="1838124273" name="Picture 1838124273"/>
+                    <pic:cNvPicPr/>
+                  </pic:nvPicPr>
+                  <pic:blipFill rotWithShape="1">
+                    <a:blip r:embed="rId8">
+                      <a:extLst>
+                        <a:ext uri="{28A0092B-C50C-407E-A947-70E740481C1C}">
+                          <a14:useLocalDpi xmlns:a14="http://schemas.microsoft.com/office/drawing/2010/main" val="0"/>
+                        </a:ext>
+                      </a:extLst>
+                    </a:blip>
+                    <a:srcRect l="2698" t="2711" r="5892" b="12684"/>
+                    <a:stretch>
+                      <a:fillRect/>
+                    </a:stretch>
+                  </pic:blipFill>
+                  <pic:spPr bwMode="auto">
+                    <a:xfrm>
+                      <a:off x="0" y="0"/>
+                      <a:ext cx="1891579" cy="1088878"/>
+                    </a:xfrm>
+                    <a:prstGeom prst="rect">
+                      <a:avLst/>
+                    </a:prstGeom>
+                    <a:ln>
+                      <a:noFill/>
+                    </a:ln>
+                    <a:extLst>
+                      <a:ext uri="{53640926-AAD7-44D8-BBD7-CCE9431645EC}">
+                        <a14:shadowObscured xmlns:a14="http://schemas.microsoft.com/office/drawing/2010/main"/>
+                      </a:ext>
+                    </a:extLst>
                   </pic:spPr>
                 </pic:pic>
               </a:graphicData>
@@ -809,6 +880,7 @@
   <w:style w:type="character" w:default="1" w:styleId="DefaultParagraphFont">
     <w:name w:val="Default Paragraph Font"/>
     <w:uiPriority w:val="1"/>
+    <w:semiHidden/>
     <w:unhideWhenUsed/>
   </w:style>
   <w:style w:type="table" w:default="1" w:styleId="TableNormal">
